--- a/Requisitos/CSU09 - AtenderSolicitacaoEntrega.docx
+++ b/Requisitos/CSU09 - AtenderSolicitacaoEntrega.docx
@@ -524,7 +524,7 @@
                 <w:sz w:val="32"/>
                 <w:szCs w:val="32"/>
               </w:rPr>
-              <w:t>Tela</w:t>
+              <w:t>Tela_</w:t>
             </w:r>
             <w:r>
               <w:rPr>
@@ -533,16 +533,7 @@
                 <w:sz w:val="32"/>
                 <w:szCs w:val="32"/>
               </w:rPr>
-              <w:t>_1</w:t>
-            </w:r>
-            <w:r>
-              <w:rPr>
-                <w:bCs/>
-                <w:color w:val="FF0000"/>
-                <w:sz w:val="32"/>
-                <w:szCs w:val="32"/>
-              </w:rPr>
-              <w:t>7</w:t>
+              <w:t>020.1</w:t>
             </w:r>
             <w:r>
               <w:rPr>
@@ -620,7 +611,24 @@
                 <w:sz w:val="32"/>
                 <w:szCs w:val="32"/>
               </w:rPr>
-              <w:t>.</w:t>
+              <w:t xml:space="preserve"> (</w:t>
+            </w:r>
+            <w:r>
+              <w:rPr>
+                <w:bCs/>
+                <w:color w:val="FF0000"/>
+                <w:sz w:val="32"/>
+                <w:szCs w:val="32"/>
+              </w:rPr>
+              <w:t>Tela_021</w:t>
+            </w:r>
+            <w:r>
+              <w:rPr>
+                <w:bCs/>
+                <w:sz w:val="32"/>
+                <w:szCs w:val="32"/>
+              </w:rPr>
+              <w:t>).</w:t>
             </w:r>
           </w:p>
           <w:p>
@@ -1997,6 +2005,7 @@
   <w:style w:type="character" w:default="1" w:styleId="Fontepargpadro">
     <w:name w:val="Default Paragraph Font"/>
     <w:uiPriority w:val="1"/>
+    <w:semiHidden/>
     <w:unhideWhenUsed/>
   </w:style>
   <w:style w:type="table" w:default="1" w:styleId="Tabelanormal">
